--- a/Slides/Digitale_Medien_Beurteilung_02.docx
+++ b/Slides/Digitale_Medien_Beurteilung_02.docx
@@ -31,7 +31,7 @@
         <w:pStyle w:val="Date"/>
       </w:pPr>
       <w:r>
-        <w:t xml:space="preserve">2025-10-01</w:t>
+        <w:t xml:space="preserve">2026-04-15</w:t>
       </w:r>
     </w:p>
     <w:bookmarkStart w:id="31" w:name="rekapitulation"/>
@@ -142,7 +142,7 @@
               <w:jc w:val="center"/>
             </w:pPr>
             <w:pPr>
-              <w:jc w:val="start"/>
+              <w:jc w:val="left"/>
               <w:spacing w:before="200"/>
               <w:pStyle w:val="ImageCaption"/>
             </w:pPr>
@@ -1075,7 +1075,7 @@
               <w:jc w:val="center"/>
             </w:pPr>
             <w:pPr>
-              <w:jc w:val="start"/>
+              <w:jc w:val="left"/>
               <w:spacing w:before="200"/>
               <w:pStyle w:val="ImageCaption"/>
             </w:pPr>
@@ -1239,7 +1239,7 @@
               <w:jc w:val="center"/>
             </w:pPr>
             <w:pPr>
-              <w:jc w:val="start"/>
+              <w:jc w:val="left"/>
               <w:spacing w:before="200"/>
               <w:pStyle w:val="ImageCaption"/>
             </w:pPr>
@@ -2069,7 +2069,7 @@
               <w:jc w:val="center"/>
             </w:pPr>
             <w:pPr>
-              <w:jc w:val="start"/>
+              <w:jc w:val="left"/>
               <w:spacing w:before="200"/>
               <w:pStyle w:val="ImageCaption"/>
             </w:pPr>

--- a/Slides/Digitale_Medien_Beurteilung_02.docx
+++ b/Slides/Digitale_Medien_Beurteilung_02.docx
@@ -31,7 +31,7 @@
         <w:pStyle w:val="Date"/>
       </w:pPr>
       <w:r>
-        <w:t xml:space="preserve">2026-04-15</w:t>
+        <w:t xml:space="preserve">2025-10-01</w:t>
       </w:r>
     </w:p>
     <w:bookmarkStart w:id="31" w:name="rekapitulation"/>
@@ -1205,7 +1205,7 @@
     <w:bookmarkEnd w:id="29"/>
     <w:bookmarkEnd w:id="30"/>
     <w:bookmarkEnd w:id="31"/>
-    <w:bookmarkStart w:id="43" w:name="e-assessment-formen"/>
+    <w:bookmarkStart w:id="42" w:name="e-assessment-formen"/>
     <w:p>
       <w:pPr>
         <w:pStyle w:val="Heading1"/>
@@ -1776,7 +1776,7 @@
       </w:r>
     </w:p>
     <w:bookmarkEnd w:id="34"/>
-    <w:bookmarkStart w:id="40" w:name="section-1"/>
+    <w:bookmarkStart w:id="39" w:name="section-1"/>
     <w:p>
       <w:pPr>
         <w:pStyle w:val="Heading2"/>
@@ -1786,7 +1786,7 @@
       <w:pPr>
         <w:pStyle w:val="FirstParagraph"/>
       </w:pPr>
-      <w:hyperlink r:id="rId39">
+      <w:hyperlink r:id="rId38">
         <w:r>
           <w:drawing>
             <wp:inline>
@@ -1803,7 +1803,7 @@
                       </pic:cNvPicPr>
                     </pic:nvPicPr>
                     <pic:blipFill>
-                      <a:blip r:embed="rId38">
+                      <a:blip>
                         <a:extLst>
                           <a:ext uri="{28A0092B-C50C-407E-A947-70E740481C1C}">
                             <a14:useLocalDpi xmlns:a14="http://schemas.microsoft.com/office/drawing/2010/main" val="0"/>
@@ -1848,8 +1848,8 @@
         <w:t xml:space="preserve">https://assessment.unibe.ch/TestingFormats</w:t>
       </w:r>
     </w:p>
-    <w:bookmarkEnd w:id="40"/>
-    <w:bookmarkStart w:id="41" w:name="rechtliche-und-ethische-aspekte"/>
+    <w:bookmarkEnd w:id="39"/>
+    <w:bookmarkStart w:id="40" w:name="rechtliche-und-ethische-aspekte"/>
     <w:p>
       <w:pPr>
         <w:pStyle w:val="Heading2"/>
@@ -1915,8 +1915,8 @@
         <w:t xml:space="preserve">: Soll KI-Feedback ungeprüft an Lernende weitergegeben werden?</w:t>
       </w:r>
     </w:p>
-    <w:bookmarkEnd w:id="41"/>
-    <w:bookmarkStart w:id="42" w:name="typische-herausforderungen"/>
+    <w:bookmarkEnd w:id="40"/>
+    <w:bookmarkStart w:id="41" w:name="typische-herausforderungen"/>
     <w:p>
       <w:pPr>
         <w:pStyle w:val="Heading2"/>
@@ -1982,9 +1982,9 @@
         <w:t xml:space="preserve">: Lernende empfinden Tools unterschiedlich als fair/nützlich</w:t>
       </w:r>
     </w:p>
+    <w:bookmarkEnd w:id="41"/>
     <w:bookmarkEnd w:id="42"/>
-    <w:bookmarkEnd w:id="43"/>
-    <w:bookmarkStart w:id="50" w:name="ausblick"/>
+    <w:bookmarkStart w:id="49" w:name="ausblick"/>
     <w:p>
       <w:pPr>
         <w:pStyle w:val="Heading1"/>
@@ -1993,7 +1993,7 @@
         <w:t xml:space="preserve">Ausblick</w:t>
       </w:r>
     </w:p>
-    <w:bookmarkStart w:id="48" w:name="intelligent-tutoring-systems-its"/>
+    <w:bookmarkStart w:id="47" w:name="intelligent-tutoring-systems-its"/>
     <w:p>
       <w:pPr>
         <w:pStyle w:val="Heading2"/>
@@ -2015,7 +2015,7 @@
       <w:tr>
         <w:tc>
           <w:tcPr/>
-          <w:bookmarkStart w:id="47" w:name="fig-its"/>
+          <w:bookmarkStart w:id="46" w:name="fig-its"/>
           <w:p>
             <w:pPr>
               <w:pStyle w:val="Compact"/>
@@ -2026,18 +2026,18 @@
                 <wp:inline>
                   <wp:extent cx="5334000" cy="4000500"/>
                   <wp:effectExtent b="0" l="0" r="0" t="0"/>
-                  <wp:docPr descr="" title="" id="45" name="Picture"/>
+                  <wp:docPr descr="" title="" id="44" name="Picture"/>
                   <a:graphic>
                     <a:graphicData uri="http://schemas.openxmlformats.org/drawingml/2006/picture">
                       <pic:pic>
                         <pic:nvPicPr>
-                          <pic:cNvPr descr="Medien_Beurteilung/baumer.webp" id="46" name="Picture"/>
+                          <pic:cNvPr descr="Medien_Beurteilung/baumer.webp" id="45" name="Picture"/>
                           <pic:cNvPicPr>
                             <a:picLocks noChangeArrowheads="1" noChangeAspect="1"/>
                           </pic:cNvPicPr>
                         </pic:nvPicPr>
                         <pic:blipFill>
-                          <a:blip r:embed="rId44"/>
+                          <a:blip r:embed="rId43"/>
                           <a:stretch>
                             <a:fillRect/>
                           </a:stretch>
@@ -2083,22 +2083,22 @@
               <w:t xml:space="preserve">@baumer2025</w:t>
             </w:r>
           </w:p>
-          <w:bookmarkEnd w:id="47"/>
+          <w:bookmarkEnd w:id="46"/>
         </w:tc>
       </w:tr>
     </w:tbl>
+    <w:bookmarkEnd w:id="47"/>
+    <w:bookmarkStart w:id="48" w:name="bibliographie"/>
+    <w:p>
+      <w:pPr>
+        <w:pStyle w:val="Heading2"/>
+      </w:pPr>
+      <w:r>
+        <w:t xml:space="preserve">Bibliographie</w:t>
+      </w:r>
+    </w:p>
     <w:bookmarkEnd w:id="48"/>
-    <w:bookmarkStart w:id="49" w:name="bibliographie"/>
-    <w:p>
-      <w:pPr>
-        <w:pStyle w:val="Heading2"/>
-      </w:pPr>
-      <w:r>
-        <w:t xml:space="preserve">Bibliographie</w:t>
-      </w:r>
-    </w:p>
     <w:bookmarkEnd w:id="49"/>
-    <w:bookmarkEnd w:id="50"/>
     <w:sectPr>
       <w:footnotePr>
         <w:numRestart w:val="eachSect"/>

--- a/Slides/Digitale_Medien_Beurteilung_02.docx
+++ b/Slides/Digitale_Medien_Beurteilung_02.docx
@@ -31,10 +31,10 @@
         <w:pStyle w:val="Date"/>
       </w:pPr>
       <w:r>
-        <w:t xml:space="preserve">2025-10-01</w:t>
-      </w:r>
-    </w:p>
-    <w:bookmarkStart w:id="31" w:name="rekapitulation"/>
+        <w:t xml:space="preserve">2026-04-15</w:t>
+      </w:r>
+    </w:p>
+    <w:bookmarkStart w:id="20" w:name="rekapitulation"/>
     <w:p>
       <w:pPr>
         <w:pStyle w:val="Heading1"/>
@@ -47,7 +47,7 @@
       <w:pPr>
         <w:pStyle w:val="FirstParagraph"/>
       </w:pPr>
-      <w:hyperlink r:id="rId20">
+      <w:hyperlink r:id="rId9">
         <w:r>
           <w:rPr>
             <w:rStyle w:val="Hyperlink"/>
@@ -56,7 +56,7 @@
         </w:r>
       </w:hyperlink>
     </w:p>
-    <w:bookmarkStart w:id="21" w:name="gütekriterien"/>
+    <w:bookmarkStart w:id="10" w:name="gütekriterien"/>
     <w:p>
       <w:pPr>
         <w:pStyle w:val="Heading2"/>
@@ -113,8 +113,8 @@
         <w:t xml:space="preserve">Wie verändert sich die Aussagekraft einer Beurteilung (z.B. E-Portfolio) wenn es digital stattfindet?</w:t>
       </w:r>
     </w:p>
-    <w:bookmarkEnd w:id="21"/>
-    <w:bookmarkStart w:id="23" w:name="feedback"/>
+    <w:bookmarkEnd w:id="10"/>
+    <w:bookmarkStart w:id="12" w:name="feedback"/>
     <w:p>
       <w:pPr>
         <w:pStyle w:val="Heading2"/>
@@ -136,7 +136,7 @@
       <w:tr>
         <w:tc>
           <w:tcPr/>
-          <w:bookmarkStart w:id="22" w:name="tbl-letters"/>
+          <w:bookmarkStart w:id="11" w:name="tbl-letters"/>
           <w:p>
             <w:pPr>
               <w:jc w:val="center"/>
@@ -993,13 +993,13 @@
               </w:tc>
             </w:tr>
           </w:tbl>
-          <w:bookmarkEnd w:id="22"/>
+          <w:bookmarkEnd w:id="11"/>
           <w:p/>
         </w:tc>
       </w:tr>
     </w:tbl>
-    <w:bookmarkEnd w:id="23"/>
-    <w:bookmarkStart w:id="28" w:name="novelty-effect"/>
+    <w:bookmarkEnd w:id="12"/>
+    <w:bookmarkStart w:id="17" w:name="novelty-effect"/>
     <w:p>
       <w:pPr>
         <w:pStyle w:val="Heading2"/>
@@ -1021,7 +1021,7 @@
       <w:tr>
         <w:tc>
           <w:tcPr/>
-          <w:bookmarkStart w:id="27" w:name="fig-kluger"/>
+          <w:bookmarkStart w:id="16" w:name="fig-kluger"/>
           <w:p>
             <w:pPr>
               <w:pStyle w:val="Compact"/>
@@ -1032,18 +1032,18 @@
                 <wp:inline>
                   <wp:extent cx="5334000" cy="3888932"/>
                   <wp:effectExtent b="0" l="0" r="0" t="0"/>
-                  <wp:docPr descr="" title="" id="25" name="Picture"/>
+                  <wp:docPr descr="" title="" id="14" name="Picture"/>
                   <a:graphic>
                     <a:graphicData uri="http://schemas.openxmlformats.org/drawingml/2006/picture">
                       <pic:pic>
                         <pic:nvPicPr>
-                          <pic:cNvPr descr="Medien_Beurteilung/kluger1996.png" id="26" name="Picture"/>
+                          <pic:cNvPr descr="Medien_Beurteilung/kluger1996.png" id="15" name="Picture"/>
                           <pic:cNvPicPr>
                             <a:picLocks noChangeArrowheads="1" noChangeAspect="1"/>
                           </pic:cNvPicPr>
                         </pic:nvPicPr>
                         <pic:blipFill>
-                          <a:blip r:embed="rId24"/>
+                          <a:blip r:embed="rId13"/>
                           <a:stretch>
                             <a:fillRect/>
                           </a:stretch>
@@ -1089,12 +1089,12 @@
               <w:t xml:space="preserve">[@kluger1996,S.274]</w:t>
             </w:r>
           </w:p>
-          <w:bookmarkEnd w:id="27"/>
+          <w:bookmarkEnd w:id="16"/>
         </w:tc>
       </w:tr>
     </w:tbl>
-    <w:bookmarkEnd w:id="28"/>
-    <w:bookmarkStart w:id="30" w:name="auftrag"/>
+    <w:bookmarkEnd w:id="17"/>
+    <w:bookmarkStart w:id="19" w:name="auftrag"/>
     <w:p>
       <w:pPr>
         <w:pStyle w:val="Heading2"/>
@@ -1127,7 +1127,7 @@
         <w:t xml:space="preserve">sie Feedbackprozesse digital Fördern.</w:t>
       </w:r>
     </w:p>
-    <w:bookmarkStart w:id="29" w:name="digitale-feedbackformen"/>
+    <w:bookmarkStart w:id="18" w:name="digitale-feedbackformen"/>
     <w:p>
       <w:pPr>
         <w:pStyle w:val="Heading3"/>
@@ -1202,10 +1202,10 @@
         <w:t xml:space="preserve">(z. B. CustomGPT)</w:t>
       </w:r>
     </w:p>
-    <w:bookmarkEnd w:id="29"/>
-    <w:bookmarkEnd w:id="30"/>
-    <w:bookmarkEnd w:id="31"/>
-    <w:bookmarkStart w:id="42" w:name="e-assessment-formen"/>
+    <w:bookmarkEnd w:id="18"/>
+    <w:bookmarkEnd w:id="19"/>
+    <w:bookmarkEnd w:id="20"/>
+    <w:bookmarkStart w:id="32" w:name="e-assessment-formen"/>
     <w:p>
       <w:pPr>
         <w:pStyle w:val="Heading1"/>
@@ -1214,7 +1214,7 @@
         <w:t xml:space="preserve">E-Assessment-Formen</w:t>
       </w:r>
     </w:p>
-    <w:bookmarkStart w:id="33" w:name="section"/>
+    <w:bookmarkStart w:id="22" w:name="section"/>
     <w:p>
       <w:pPr>
         <w:pStyle w:val="Heading2"/>
@@ -1233,7 +1233,7 @@
       <w:tr>
         <w:tc>
           <w:tcPr/>
-          <w:bookmarkStart w:id="32" w:name="tbl-letters"/>
+          <w:bookmarkStart w:id="21" w:name="tbl-letters"/>
           <w:p>
             <w:pPr>
               <w:jc w:val="center"/>
@@ -1725,13 +1725,13 @@
               </w:tc>
             </w:tr>
           </w:tbl>
-          <w:bookmarkEnd w:id="32"/>
+          <w:bookmarkEnd w:id="21"/>
           <w:p/>
         </w:tc>
       </w:tr>
     </w:tbl>
-    <w:bookmarkEnd w:id="33"/>
-    <w:bookmarkStart w:id="34" w:name="übung"/>
+    <w:bookmarkEnd w:id="22"/>
+    <w:bookmarkStart w:id="23" w:name="übung"/>
     <w:p>
       <w:pPr>
         <w:pStyle w:val="Heading2"/>
@@ -1775,8 +1775,8 @@
         <w:t xml:space="preserve">Welche Chancen / Risiken entstehen?</w:t>
       </w:r>
     </w:p>
-    <w:bookmarkEnd w:id="34"/>
-    <w:bookmarkStart w:id="39" w:name="section-1"/>
+    <w:bookmarkEnd w:id="23"/>
+    <w:bookmarkStart w:id="29" w:name="section-1"/>
     <w:p>
       <w:pPr>
         <w:pStyle w:val="Heading2"/>
@@ -1786,30 +1786,30 @@
       <w:pPr>
         <w:pStyle w:val="FirstParagraph"/>
       </w:pPr>
-      <w:hyperlink r:id="rId38">
+      <w:hyperlink r:id="rId28">
         <w:r>
           <w:drawing>
             <wp:inline>
               <wp:extent cx="3810000" cy="2540000"/>
               <wp:effectExtent b="0" l="0" r="0" t="0"/>
-              <wp:docPr descr="" title="" id="36" name="Picture"/>
+              <wp:docPr descr="" title="" id="25" name="Picture"/>
               <a:graphic>
                 <a:graphicData uri="http://schemas.openxmlformats.org/drawingml/2006/picture">
                   <pic:pic>
                     <pic:nvPicPr>
-                      <pic:cNvPr descr="Medien_Beurteilung/TBA-Logo.svg" id="37" name="Picture"/>
+                      <pic:cNvPr descr="Medien_Beurteilung/TBA-Logo.svg" id="26" name="Picture"/>
                       <pic:cNvPicPr>
                         <a:picLocks noChangeArrowheads="1" noChangeAspect="1"/>
                       </pic:cNvPicPr>
                     </pic:nvPicPr>
                     <pic:blipFill>
-                      <a:blip>
+                      <a:blip r:embed="rId27">
                         <a:extLst>
                           <a:ext uri="{28A0092B-C50C-407E-A947-70E740481C1C}">
                             <a14:useLocalDpi xmlns:a14="http://schemas.microsoft.com/office/drawing/2010/main" val="0"/>
                           </a:ext>
                           <a:ext uri="{96DAC541-7B7A-43D3-8B79-37D633B846F1}">
-                            <asvg:svgBlip xmlns:asvg="http://schemas.microsoft.com/office/drawing/2016/SVG/main" r:embed="rId35"/>
+                            <asvg:svgBlip xmlns:asvg="http://schemas.microsoft.com/office/drawing/2016/SVG/main" r:embed="rId24"/>
                           </a:ext>
                         </a:extLst>
                       </a:blip>
@@ -1848,8 +1848,8 @@
         <w:t xml:space="preserve">https://assessment.unibe.ch/TestingFormats</w:t>
       </w:r>
     </w:p>
-    <w:bookmarkEnd w:id="39"/>
-    <w:bookmarkStart w:id="40" w:name="rechtliche-und-ethische-aspekte"/>
+    <w:bookmarkEnd w:id="29"/>
+    <w:bookmarkStart w:id="30" w:name="rechtliche-und-ethische-aspekte"/>
     <w:p>
       <w:pPr>
         <w:pStyle w:val="Heading2"/>
@@ -1915,8 +1915,8 @@
         <w:t xml:space="preserve">: Soll KI-Feedback ungeprüft an Lernende weitergegeben werden?</w:t>
       </w:r>
     </w:p>
-    <w:bookmarkEnd w:id="40"/>
-    <w:bookmarkStart w:id="41" w:name="typische-herausforderungen"/>
+    <w:bookmarkEnd w:id="30"/>
+    <w:bookmarkStart w:id="31" w:name="typische-herausforderungen"/>
     <w:p>
       <w:pPr>
         <w:pStyle w:val="Heading2"/>
@@ -1982,9 +1982,9 @@
         <w:t xml:space="preserve">: Lernende empfinden Tools unterschiedlich als fair/nützlich</w:t>
       </w:r>
     </w:p>
-    <w:bookmarkEnd w:id="41"/>
-    <w:bookmarkEnd w:id="42"/>
-    <w:bookmarkStart w:id="49" w:name="ausblick"/>
+    <w:bookmarkEnd w:id="31"/>
+    <w:bookmarkEnd w:id="32"/>
+    <w:bookmarkStart w:id="39" w:name="ausblick"/>
     <w:p>
       <w:pPr>
         <w:pStyle w:val="Heading1"/>
@@ -1993,7 +1993,7 @@
         <w:t xml:space="preserve">Ausblick</w:t>
       </w:r>
     </w:p>
-    <w:bookmarkStart w:id="47" w:name="intelligent-tutoring-systems-its"/>
+    <w:bookmarkStart w:id="37" w:name="intelligent-tutoring-systems-its"/>
     <w:p>
       <w:pPr>
         <w:pStyle w:val="Heading2"/>
@@ -2015,7 +2015,7 @@
       <w:tr>
         <w:tc>
           <w:tcPr/>
-          <w:bookmarkStart w:id="46" w:name="fig-its"/>
+          <w:bookmarkStart w:id="36" w:name="fig-its"/>
           <w:p>
             <w:pPr>
               <w:pStyle w:val="Compact"/>
@@ -2026,18 +2026,18 @@
                 <wp:inline>
                   <wp:extent cx="5334000" cy="4000500"/>
                   <wp:effectExtent b="0" l="0" r="0" t="0"/>
-                  <wp:docPr descr="" title="" id="44" name="Picture"/>
+                  <wp:docPr descr="" title="" id="34" name="Picture"/>
                   <a:graphic>
                     <a:graphicData uri="http://schemas.openxmlformats.org/drawingml/2006/picture">
                       <pic:pic>
                         <pic:nvPicPr>
-                          <pic:cNvPr descr="Medien_Beurteilung/baumer.webp" id="45" name="Picture"/>
+                          <pic:cNvPr descr="Medien_Beurteilung/baumer.webp" id="35" name="Picture"/>
                           <pic:cNvPicPr>
                             <a:picLocks noChangeArrowheads="1" noChangeAspect="1"/>
                           </pic:cNvPicPr>
                         </pic:nvPicPr>
                         <pic:blipFill>
-                          <a:blip r:embed="rId43"/>
+                          <a:blip r:embed="rId33"/>
                           <a:stretch>
                             <a:fillRect/>
                           </a:stretch>
@@ -2083,12 +2083,12 @@
               <w:t xml:space="preserve">@baumer2025</w:t>
             </w:r>
           </w:p>
-          <w:bookmarkEnd w:id="46"/>
+          <w:bookmarkEnd w:id="36"/>
         </w:tc>
       </w:tr>
     </w:tbl>
-    <w:bookmarkEnd w:id="47"/>
-    <w:bookmarkStart w:id="48" w:name="bibliographie"/>
+    <w:bookmarkEnd w:id="37"/>
+    <w:bookmarkStart w:id="38" w:name="bibliographie"/>
     <w:p>
       <w:pPr>
         <w:pStyle w:val="Heading2"/>
@@ -2097,8 +2097,8 @@
         <w:t xml:space="preserve">Bibliographie</w:t>
       </w:r>
     </w:p>
-    <w:bookmarkEnd w:id="48"/>
-    <w:bookmarkEnd w:id="49"/>
+    <w:bookmarkEnd w:id="38"/>
+    <w:bookmarkEnd w:id="39"/>
     <w:sectPr>
       <w:footnotePr>
         <w:numRestart w:val="eachSect"/>
@@ -2335,10 +2335,10 @@
   <w:docDefaults>
     <w:rPrDefault>
       <w:rPr>
-        <w:rFonts w:asciiTheme="minorHAnsi" w:cstheme="minorBidi" w:eastAsiaTheme="minorHAnsi" w:hAnsiTheme="minorHAnsi"/>
+        <w:rFonts w:asciiTheme="minorHAnsi" w:cstheme="minorBidi" w:eastAsiaTheme="minorEastAsia" w:hAnsiTheme="minorHAnsi"/>
         <w:sz w:val="24"/>
         <w:szCs w:val="24"/>
-        <w:lang w:bidi="ar-SA" w:eastAsia="en-US" w:val="en-US"/>
+        <w:lang w:bidi="ar-SA" w:eastAsia="zh-CN" w:val="en-US"/>
       </w:rPr>
     </w:rPrDefault>
     <w:pPrDefault>
@@ -2879,13 +2879,6 @@
       </w:tblCellMar>
     </w:tblPr>
     <w:tblStylePr w:type="firstRow">
-      <w:tblPr>
-        <w:jc w:val="left"/>
-        <w:tblInd w:type="dxa" w:w="0"/>
-      </w:tblPr>
-      <w:trPr>
-        <w:jc w:val="left"/>
-      </w:trPr>
       <w:tcPr>
         <w:tcBorders>
           <w:bottom w:val="single"/>

--- a/Slides/Digitale_Medien_Beurteilung_02.docx
+++ b/Slides/Digitale_Medien_Beurteilung_02.docx
@@ -1205,7 +1205,7 @@
     <w:bookmarkEnd w:id="18"/>
     <w:bookmarkEnd w:id="19"/>
     <w:bookmarkEnd w:id="20"/>
-    <w:bookmarkStart w:id="32" w:name="e-assessment-formen"/>
+    <w:bookmarkStart w:id="31" w:name="e-assessment-formen"/>
     <w:p>
       <w:pPr>
         <w:pStyle w:val="Heading1"/>
@@ -1776,7 +1776,7 @@
       </w:r>
     </w:p>
     <w:bookmarkEnd w:id="23"/>
-    <w:bookmarkStart w:id="29" w:name="section-1"/>
+    <w:bookmarkStart w:id="28" w:name="section-1"/>
     <w:p>
       <w:pPr>
         <w:pStyle w:val="Heading2"/>
@@ -1786,7 +1786,7 @@
       <w:pPr>
         <w:pStyle w:val="FirstParagraph"/>
       </w:pPr>
-      <w:hyperlink r:id="rId28">
+      <w:hyperlink r:id="rId27">
         <w:r>
           <w:drawing>
             <wp:inline>
@@ -1803,7 +1803,7 @@
                       </pic:cNvPicPr>
                     </pic:nvPicPr>
                     <pic:blipFill>
-                      <a:blip r:embed="rId27">
+                      <a:blip>
                         <a:extLst>
                           <a:ext uri="{28A0092B-C50C-407E-A947-70E740481C1C}">
                             <a14:useLocalDpi xmlns:a14="http://schemas.microsoft.com/office/drawing/2010/main" val="0"/>
@@ -1848,8 +1848,8 @@
         <w:t xml:space="preserve">https://assessment.unibe.ch/TestingFormats</w:t>
       </w:r>
     </w:p>
-    <w:bookmarkEnd w:id="29"/>
-    <w:bookmarkStart w:id="30" w:name="rechtliche-und-ethische-aspekte"/>
+    <w:bookmarkEnd w:id="28"/>
+    <w:bookmarkStart w:id="29" w:name="rechtliche-und-ethische-aspekte"/>
     <w:p>
       <w:pPr>
         <w:pStyle w:val="Heading2"/>
@@ -1915,8 +1915,8 @@
         <w:t xml:space="preserve">: Soll KI-Feedback ungeprüft an Lernende weitergegeben werden?</w:t>
       </w:r>
     </w:p>
-    <w:bookmarkEnd w:id="30"/>
-    <w:bookmarkStart w:id="31" w:name="typische-herausforderungen"/>
+    <w:bookmarkEnd w:id="29"/>
+    <w:bookmarkStart w:id="30" w:name="typische-herausforderungen"/>
     <w:p>
       <w:pPr>
         <w:pStyle w:val="Heading2"/>
@@ -1982,9 +1982,9 @@
         <w:t xml:space="preserve">: Lernende empfinden Tools unterschiedlich als fair/nützlich</w:t>
       </w:r>
     </w:p>
+    <w:bookmarkEnd w:id="30"/>
     <w:bookmarkEnd w:id="31"/>
-    <w:bookmarkEnd w:id="32"/>
-    <w:bookmarkStart w:id="39" w:name="ausblick"/>
+    <w:bookmarkStart w:id="38" w:name="ausblick"/>
     <w:p>
       <w:pPr>
         <w:pStyle w:val="Heading1"/>
@@ -1993,7 +1993,7 @@
         <w:t xml:space="preserve">Ausblick</w:t>
       </w:r>
     </w:p>
-    <w:bookmarkStart w:id="37" w:name="intelligent-tutoring-systems-its"/>
+    <w:bookmarkStart w:id="36" w:name="intelligent-tutoring-systems-its"/>
     <w:p>
       <w:pPr>
         <w:pStyle w:val="Heading2"/>
@@ -2015,7 +2015,7 @@
       <w:tr>
         <w:tc>
           <w:tcPr/>
-          <w:bookmarkStart w:id="36" w:name="fig-its"/>
+          <w:bookmarkStart w:id="35" w:name="fig-its"/>
           <w:p>
             <w:pPr>
               <w:pStyle w:val="Compact"/>
@@ -2026,18 +2026,18 @@
                 <wp:inline>
                   <wp:extent cx="5334000" cy="4000500"/>
                   <wp:effectExtent b="0" l="0" r="0" t="0"/>
-                  <wp:docPr descr="" title="" id="34" name="Picture"/>
+                  <wp:docPr descr="" title="" id="33" name="Picture"/>
                   <a:graphic>
                     <a:graphicData uri="http://schemas.openxmlformats.org/drawingml/2006/picture">
                       <pic:pic>
                         <pic:nvPicPr>
-                          <pic:cNvPr descr="Medien_Beurteilung/baumer.webp" id="35" name="Picture"/>
+                          <pic:cNvPr descr="Medien_Beurteilung/baumer.webp" id="34" name="Picture"/>
                           <pic:cNvPicPr>
                             <a:picLocks noChangeArrowheads="1" noChangeAspect="1"/>
                           </pic:cNvPicPr>
                         </pic:nvPicPr>
                         <pic:blipFill>
-                          <a:blip r:embed="rId33"/>
+                          <a:blip r:embed="rId32"/>
                           <a:stretch>
                             <a:fillRect/>
                           </a:stretch>
@@ -2083,22 +2083,22 @@
               <w:t xml:space="preserve">@baumer2025</w:t>
             </w:r>
           </w:p>
-          <w:bookmarkEnd w:id="36"/>
+          <w:bookmarkEnd w:id="35"/>
         </w:tc>
       </w:tr>
     </w:tbl>
+    <w:bookmarkEnd w:id="36"/>
+    <w:bookmarkStart w:id="37" w:name="bibliographie"/>
+    <w:p>
+      <w:pPr>
+        <w:pStyle w:val="Heading2"/>
+      </w:pPr>
+      <w:r>
+        <w:t xml:space="preserve">Bibliographie</w:t>
+      </w:r>
+    </w:p>
     <w:bookmarkEnd w:id="37"/>
-    <w:bookmarkStart w:id="38" w:name="bibliographie"/>
-    <w:p>
-      <w:pPr>
-        <w:pStyle w:val="Heading2"/>
-      </w:pPr>
-      <w:r>
-        <w:t xml:space="preserve">Bibliographie</w:t>
-      </w:r>
-    </w:p>
     <w:bookmarkEnd w:id="38"/>
-    <w:bookmarkEnd w:id="39"/>
     <w:sectPr>
       <w:footnotePr>
         <w:numRestart w:val="eachSect"/>
